--- a/Backend/Director_Disclosure/Output_Disclosures/2024-25/ADANI_TRANSMISSION_BIKANER_SIKAR_LIMITED/DIR-8/DIR8_ANUPAM_SAWHNEY_08581062.docx
+++ b/Backend/Director_Disclosure/Output_Disclosures/2024-25/ADANI_TRANSMISSION_BIKANER_SIKAR_LIMITED/DIR-8/DIR8_ANUPAM_SAWHNEY_08581062.docx
@@ -340,7 +340,7 @@
                 <w:b w:val="0"/>
                 <w:sz w:val="23"/>
               </w:rPr>
-              <w:t>ADANI TRANSMISSION BIKANER SIKAR LIMITED</w:t>
+              <w:t>ADANI TRANSMISSION BIKANER SIKAR PRIVATE LIMITED</w:t>
             </w:r>
           </w:p>
         </w:tc>
@@ -404,14 +404,6 @@
               <w:spacing w:after="0"/>
               <w:jc w:val="both"/>
             </w:pPr>
-            <w:r>
-              <w:rPr>
-                <w:rFonts w:ascii="Adani" w:hAnsi="Adani" w:eastAsia="Adani" w:cs="Adani"/>
-                <w:b w:val="0"/>
-                <w:sz w:val="23"/>
-              </w:rPr>
-              <w:t>ADANI TRANSMISSION BIKANER SIKAR PRIVATE LIMITED</w:t>
-            </w:r>
           </w:p>
         </w:tc>
         <w:tc>
@@ -423,14 +415,6 @@
               <w:spacing w:after="0"/>
               <w:jc w:val="center"/>
             </w:pPr>
-            <w:r>
-              <w:rPr>
-                <w:rFonts w:ascii="Adani" w:hAnsi="Adani" w:eastAsia="Adani" w:cs="Adani"/>
-                <w:b w:val="0"/>
-                <w:sz w:val="23"/>
-              </w:rPr>
-              <w:t>10/10/2019</w:t>
-            </w:r>
           </w:p>
         </w:tc>
         <w:tc>
@@ -474,14 +458,6 @@
               <w:spacing w:after="0"/>
               <w:jc w:val="both"/>
             </w:pPr>
-            <w:r>
-              <w:rPr>
-                <w:rFonts w:ascii="Adani" w:hAnsi="Adani" w:eastAsia="Adani" w:cs="Adani"/>
-                <w:b w:val="0"/>
-                <w:sz w:val="23"/>
-              </w:rPr>
-              <w:t>ADANI TRANSMISSION (RAJASTHAN) LIMITED</w:t>
-            </w:r>
           </w:p>
         </w:tc>
         <w:tc>
@@ -493,14 +469,6 @@
               <w:spacing w:after="0"/>
               <w:jc w:val="center"/>
             </w:pPr>
-            <w:r>
-              <w:rPr>
-                <w:rFonts w:ascii="Adani" w:hAnsi="Adani" w:eastAsia="Adani" w:cs="Adani"/>
-                <w:b w:val="0"/>
-                <w:sz w:val="23"/>
-              </w:rPr>
-              <w:t>07/10/2019</w:t>
-            </w:r>
           </w:p>
         </w:tc>
         <w:tc>
@@ -615,7 +583,7 @@
           <w:b w:val="0"/>
           <w:sz w:val="23"/>
         </w:rPr>
-        <w:t xml:space="preserve">Date: 04th May, 2026</w:t>
+        <w:t xml:space="preserve">Date: 15th May, 2026</w:t>
         <w:tab/>
       </w:r>
     </w:p>
